--- a/The Dolphins' View of History/chapters/26 - Genius and Catastrophe - Great Countries, Terrible Decades.docx
+++ b/The Dolphins' View of History/chapters/26 - Genius and Catastrophe - Great Countries, Terrible Decades.docx
@@ -9,6 +9,7 @@
         <w:jc w:val="center"/>
         <w:outlineLvl w:val="0"/>
       </w:pPr>
+      <w:bookmarkStart w:name="_Chapter003" w:id="1"/>
       <w:r>
         <w:rPr>
           <w:rFonts w:ascii="Amazon Ember" w:cs="Amazon Ember" w:eastAsia="Amazon Ember" w:hAnsi="Amazon Ember"/>
@@ -20,6 +21,7 @@
         </w:rPr>
         <w:t xml:space="preserve">The Twentieth Century: Genius and Catastrophe — Great Countries, Terrible Decades</w:t>
       </w:r>
+      <w:bookmarkEnd w:id="1"/>
     </w:p>
     <w:p>
       <w:pPr>
@@ -42,23 +44,23 @@
         <w:spacing w:after="200"/>
       </w:pPr>
       <w:r>
-        <w:t xml:space="preserve">Germany is the entry dolphin scholars open first. By the 19th and early 20th centuries, Germany, a country that had not existed as a single state until 1871, had become one of humanity's centers of science, philosophy, engineering, music, and industry.</w:t>
-      </w:r>
-    </w:p>
-    <w:p>
-      <w:pPr>
-        <w:spacing w:after="200"/>
-      </w:pPr>
-      <w:r>
-        <w:t xml:space="preserve">Germany produced Beethoven and Bach, Goethe and Kant, Einstein and a great many other groundbreaking scientists and engineers, and some of the world's leading universities.</w:t>
-      </w:r>
-    </w:p>
-    <w:p>
-      <w:pPr>
-        <w:spacing w:after="200"/>
-      </w:pPr>
-      <w:r>
-        <w:t xml:space="preserve">Defeat in the First World War, a hyperinflation so severe that, by the famous anecdote, the wheelbarrow was worth more than the money in it, and then the Great Depression left a young democracy short of friends and short of patience. Adolf Hitler was appointed chancellor in January 1933, after elections that had made his party the largest in parliament but never gave it a majority, and promptly arranged for there to be no more that mattered. His movement promoted dictatorship, extreme nationalism, racism, persecution, and conquest. Germany's immense industrial and scientific capabilities were increasingly directed toward war. Many of the country's finest minds, Einstein among them, fled.</w:t>
+        <w:t xml:space="preserve">Germany is the entry dolphin scholars open first. By the 19th and early 20th centuries, Germany, a country that had not existed as a single state until 1871, had become one of humanity’s centers of science, philosophy, engineering, music, and industry.</w:t>
+      </w:r>
+    </w:p>
+    <w:p>
+      <w:pPr>
+        <w:spacing w:after="200"/>
+      </w:pPr>
+      <w:r>
+        <w:t xml:space="preserve">Germany produced Beethoven and Bach, Goethe and Kant, Einstein and a great many other groundbreaking scientists and engineers, and some of the world’s leading universities.</w:t>
+      </w:r>
+    </w:p>
+    <w:p>
+      <w:pPr>
+        <w:spacing w:after="200"/>
+      </w:pPr>
+      <w:r>
+        <w:t xml:space="preserve">Defeat in the First World War, a hyperinflation so severe that, by the famous anecdote, the wheelbarrow was worth more than the money in it, and then the Great Depression left a young democracy short of friends and short of patience. Adolf Hitler was appointed chancellor in January 1933, after elections that had made his party the largest in parliament but never gave it a majority, and promptly arranged for there to be no more that mattered. His movement promoted dictatorship, extreme nationalism, racism, persecution, and conquest. Germany’s immense industrial and scientific capabilities were increasingly directed toward war. Many of the country’s finest minds, Einstein among them, fled.</w:t>
       </w:r>
     </w:p>
     <w:p>
@@ -82,7 +84,7 @@
         <w:spacing w:after="200"/>
       </w:pPr>
       <w:r>
-        <w:t xml:space="preserve">Nothing in this book's long accumulation of capability was missing from it: the organizing state that writing made possible, the industrial chemistry of the last century, the census machinery that sorted people into categories, the railways that ran on time. Every one of those tools had been built for other purposes by people who never imagined this one. The ratchet does not choose what it carries.</w:t>
+        <w:t xml:space="preserve">Nothing in this book’s long accumulation of capability was missing from it: the organizing state that writing made possible, the industrial chemistry of the last century, the census machinery that sorted people into categories, the railways that ran on time. Every one of those tools had been built for other purposes by people who never imagined this one. The ratchet does not choose what it carries.</w:t>
       </w:r>
     </w:p>
     <w:p>
@@ -186,7 +188,7 @@
           <w:i/>
           <w:iCs/>
         </w:rPr>
-        <w:t xml:space="preserve">Germany demonstrated both the heights and depths of the human condition, and turned out not to be the only country to do so. A great past is not a vaccine. In one century a whole roll-call of cultured nations produced extraordinary art, science, and philosophy, then took part in terrible destruction, and the ones that recovered did it by choosing, deliberately and with difficulty, to remember. Few chapters better illustrate humanity's greatest strength and greatest weakness: the same intelligence can create either wisdom or catastrophe, and nothing in a country's past will make the choice for it.</w:t>
+        <w:t xml:space="preserve">Germany demonstrated both the heights and depths of the human condition, and turned out not to be the only country to do so. A great past is not a vaccine. In one century a whole roll-call of cultured nations produced extraordinary art, science, and philosophy, then took part in terrible destruction, and the ones that recovered did it by choosing, deliberately and with difficulty, to remember. Few chapters better illustrate humanity’s greatest strength and greatest weakness: the same intelligence can create either wisdom or catastrophe, and nothing in a country’s past will make the choice for it.</w:t>
       </w:r>
     </w:p>
     <w:sectPr>

--- a/The Dolphins' View of History/chapters/26 - Genius and Catastrophe - Great Countries, Terrible Decades.docx
+++ b/The Dolphins' View of History/chapters/26 - Genius and Catastrophe - Great Countries, Terrible Decades.docx
@@ -148,7 +148,7 @@
         <w:spacing w:after="200"/>
       </w:pPr>
       <w:r>
-        <w:t xml:space="preserve">After the war, Germany rebuilt as a democratic nation and became a strong advocate for cooperation in Europe. To dolphin historians, this recovery was almost as important as the catastrophe had been. It even acquired a word, Vergangenheitsbewältigung, the work of coming to terms with the past, which the dolphins consider the only German word whose length is entirely justified.</w:t>
+        <w:t xml:space="preserve">After the war, Germany rebuilt as a democratic nation and became a strong advocate for cooperation in Europe. This recovery was almost as important as the catastrophe had been. It even acquired a word, Vergangenheitsbewältigung, the work of coming to terms with the past, which the dolphins consider the only German word whose length is entirely justified.</w:t>
       </w:r>
     </w:p>
     <w:p>
@@ -164,7 +164,7 @@
         <w:spacing w:after="200"/>
       </w:pPr>
       <w:r>
-        <w:t xml:space="preserve">The file also has thin pages, and dolphin historians check those as carefully as the full ones. Scandinavia spent the twentieth century with the same offer on the table, and mostly declined it. It was not innocent. Sweden stayed neutral in the Second World War and sold iron ore to Germany, and sterilized tens of thousands of its own citizens under a public-health program that ran into the 1970s; Norway produced Quisling, whose name became a word. Denmark, occupied, got most of its Jews to Sweden in a few nights in October 1943. A thin page in a thick file is an achievement, and it was not an accident.</w:t>
+        <w:t xml:space="preserve">The file also has thin pages, and they get checked as carefully as the full ones. Scandinavia spent the twentieth century with the same offer on the table, and mostly declined it. It was not innocent. Sweden stayed neutral in the Second World War and sold iron ore to Germany, and sterilized tens of thousands of its own citizens under a public-health program that ran into the 1970s; Norway produced Quisling, whose name became a word. Denmark, occupied, got most of its Jews to Sweden in a few nights in October 1943. A thin page in a thick file is an achievement, and it was not an accident.</w:t>
       </w:r>
     </w:p>
     <w:p>

--- a/The Dolphins' View of History/chapters/26 - Genius and Catastrophe - Great Countries, Terrible Decades.docx
+++ b/The Dolphins' View of History/chapters/26 - Genius and Catastrophe - Great Countries, Terrible Decades.docx
@@ -5,6 +5,7 @@
     <w:p>
       <w:pPr>
         <w:pStyle w:val="Heading1"/>
+        <w:pageBreakBefore/>
         <w:spacing w:after="300"/>
         <w:jc w:val="center"/>
         <w:outlineLvl w:val="0"/>
@@ -15,9 +16,9 @@
           <w:rFonts w:ascii="Amazon Ember" w:cs="Amazon Ember" w:eastAsia="Amazon Ember" w:hAnsi="Amazon Ember"/>
           <w:b/>
           <w:bCs/>
-          <w:color w:val="0000FF"/>
-          <w:sz w:val="36"/>
-          <w:szCs w:val="36"/>
+          <w:color w:val="1F4E79"/>
+          <w:sz w:val="32"/>
+          <w:szCs w:val="32"/>
         </w:rPr>
         <w:t xml:space="preserve">The Twentieth Century: Genius and Catastrophe — Great Countries, Terrible Decades</w:t>
       </w:r>
@@ -192,7 +193,7 @@
       </w:r>
     </w:p>
     <w:sectPr>
-      <w:pgSz w:w="12240" w:h="15840" w:orient="portrait"/>
+      <w:pgSz w:w="8640" w:h="12960" w:orient="portrait"/>
       <w:pgMar w:top="1440" w:right="1440" w:bottom="1440" w:left="1440" w:header="708" w:footer="708" w:gutter="0"/>
       <w:pgNumType/>
       <w:docGrid w:linePitch="360"/>

--- a/The Dolphins' View of History/chapters/26 - Genius and Catastrophe - Great Countries, Terrible Decades.docx
+++ b/The Dolphins' View of History/chapters/26 - Genius and Catastrophe - Great Countries, Terrible Decades.docx
@@ -133,7 +133,7 @@
         <w:spacing w:after="200"/>
       </w:pPr>
       <w:r>
-        <w:t xml:space="preserve">The steps were depressingly similar as well. The courts and the newspapers went first. Then the opposition. Then came the emergency, a word dolphin historians have come to dislike. Very little of it required villains in large numbers. It required ordinary people who were told what to do and did it.</w:t>
+        <w:t xml:space="preserve">The steps were depressingly similar as well. The courts and the newspapers went first. Then the opposition. Then came the emergency, a word dolphin historians have come to dislike. Very little of it required villains who saw themselves that way. Historians still argue how much of it came from ordinary people simply following orders and how much from convinced, willing participants; the record has room for both.</w:t>
       </w:r>
     </w:p>
     <w:p>
